--- a/08_article/code_explanations/eye/Goz_ROI_Cikarma_Kodu_Detayli_Teknik_Analiz.docx
+++ b/08_article/code_explanations/eye/Goz_ROI_Cikarma_Kodu_Detayli_Teknik_Analiz.docx
@@ -2918,7 +2918,7 @@
                 <w:color w:val="FFFFFF"/>
                 <w:sz w:val="21"/>
               </w:rPr>
-              <w:t>ADIM 1 - Drive ve kurulum</w:t>
+              <w:t>ADIM 1 - local source ve kurulum</w:t>
             </w:r>
           </w:p>
         </w:tc>
@@ -2972,7 +2972,7 @@
               <w:rPr>
                 <w:color w:val="000000"/>
               </w:rPr>
-              <w:t>Drive bağlanır; MediaPipe, OpenCV, NumPy ve Pandas hazırlanır.</w:t>
+              <w:t>local source bağlanır; MediaPipe, OpenCV, NumPy ve Pandas hazırlanır.</w:t>
             </w:r>
           </w:p>
         </w:tc>
